--- a/rapports/2026-06-06/EQ24/EQ24_sup_v2/DR_033202050192/17-04-69-90.docx
+++ b/rapports/2026-06-06/EQ24/EQ24_sup_v2/DR_033202050192/17-04-69-90.docx
@@ -297,7 +297,7 @@
           <w:color w:val="1F6FEB"/>
           <w:sz w:val="22"/>
         </w:rPr>
-        <w:t>⚠ INCOHÉRENCES À CORRIGER (45)</w:t>
+        <w:t>⚠ INCOHÉRENCES À CORRIGER (41)</w:t>
       </w:r>
     </w:p>
     <w:tbl>
@@ -485,7 +485,7 @@
                 <w:i w:val="0"/>
                 <w:sz w:val="17"/>
               </w:rPr>
-              <w:t>Incoherence! FALLOU NDIAYE dispose d'un téléphone portable à s01q39, donc la raison évoquée ne peut pas être (ne dispose pas d'appareil).</w:t>
+              <w:t>Incoherence! ADAMA NDIAYE dispose d'un téléphone portable à s01q39, donc la raison évoquée ne peut pas être (ne dispose pas d'appareil).</w:t>
             </w:r>
           </w:p>
         </w:tc>
@@ -575,7 +575,7 @@
                 <w:i w:val="0"/>
                 <w:sz w:val="17"/>
               </w:rPr>
-              <w:t>Incoherence! ADAMA NDIAYE dispose d'un téléphone portable à s01q39, donc la raison évoquée ne peut pas être (ne dispose pas d'appareil).</w:t>
+              <w:t>Incoherence! FALLOU NDIAYE dispose d'un téléphone portable à s01q39, donc la raison évoquée ne peut pas être (ne dispose pas d'appareil).</w:t>
             </w:r>
           </w:p>
         </w:tc>
@@ -1534,186 +1534,6 @@
                 <w:color w:val="16A34A"/>
                 <w:sz w:val="16"/>
               </w:rPr>
-              <w:t>s00q27, s01q03a, s01q03b, s01q03c, s01q00b</w:t>
-            </w:r>
-          </w:p>
-        </w:tc>
-        <w:tc>
-          <w:tcPr>
-            <w:tcW w:type="dxa" w:w="1191"/>
-          </w:tcPr>
-          <w:p>
-            <w:r>
-              <w:rPr>
-                <w:b w:val="0"/>
-                <w:i w:val="0"/>
-                <w:color w:val="64748B"/>
-                <w:sz w:val="16"/>
-              </w:rPr>
-              <w:t>GT-CQ</w:t>
-            </w:r>
-          </w:p>
-        </w:tc>
-        <w:tc>
-          <w:tcPr>
-            <w:tcW w:type="dxa" w:w="4706"/>
-          </w:tcPr>
-          <w:p>
-            <w:r>
-              <w:rPr>
-                <w:b w:val="0"/>
-                <w:i w:val="0"/>
-                <w:sz w:val="17"/>
-              </w:rPr>
-              <w:t>Les informations sur l'acte de naissance (ni Jours, ni mois et ni années) de  ADAMA NDIAYE  manquent, s'il vous plait pouvez-vous fournir d'effort pour avoir ces informations.</w:t>
-            </w:r>
-          </w:p>
-        </w:tc>
-      </w:tr>
-      <w:tr>
-        <w:tc>
-          <w:tcPr>
-            <w:tcW w:type="dxa" w:w="964"/>
-          </w:tcPr>
-          <w:p>
-            <w:r>
-              <w:rPr>
-                <w:b/>
-                <w:i w:val="0"/>
-                <w:color w:val="EA580C"/>
-                <w:sz w:val="16"/>
-              </w:rPr>
-              <w:t>Moyenne</w:t>
-            </w:r>
-          </w:p>
-        </w:tc>
-        <w:tc>
-          <w:tcPr>
-            <w:tcW w:type="dxa" w:w="1247"/>
-          </w:tcPr>
-          <w:p>
-            <w:r>
-              <w:rPr>
-                <w:b/>
-                <w:i w:val="0"/>
-                <w:sz w:val="16"/>
-              </w:rPr>
-              <w:t>S01</w:t>
-              <w:br/>
-            </w:r>
-            <w:r>
-              <w:rPr>
-                <w:b w:val="0"/>
-                <w:i w:val="0"/>
-                <w:color w:val="64748B"/>
-                <w:sz w:val="14"/>
-              </w:rPr>
-              <w:t>Démographie</w:t>
-            </w:r>
-          </w:p>
-        </w:tc>
-        <w:tc>
-          <w:tcPr>
-            <w:tcW w:type="dxa" w:w="1531"/>
-          </w:tcPr>
-          <w:p>
-            <w:r>
-              <w:rPr>
-                <w:b/>
-                <w:i w:val="0"/>
-                <w:color w:val="16A34A"/>
-                <w:sz w:val="16"/>
-              </w:rPr>
-              <w:t>s00q27, s01q03a, s01q03b, s01q03c, s01q00b</w:t>
-            </w:r>
-          </w:p>
-        </w:tc>
-        <w:tc>
-          <w:tcPr>
-            <w:tcW w:type="dxa" w:w="1191"/>
-          </w:tcPr>
-          <w:p>
-            <w:r>
-              <w:rPr>
-                <w:b w:val="0"/>
-                <w:i w:val="0"/>
-                <w:color w:val="64748B"/>
-                <w:sz w:val="16"/>
-              </w:rPr>
-              <w:t>GT-CQ</w:t>
-            </w:r>
-          </w:p>
-        </w:tc>
-        <w:tc>
-          <w:tcPr>
-            <w:tcW w:type="dxa" w:w="4706"/>
-          </w:tcPr>
-          <w:p>
-            <w:r>
-              <w:rPr>
-                <w:b w:val="0"/>
-                <w:i w:val="0"/>
-                <w:sz w:val="17"/>
-              </w:rPr>
-              <w:t>Les informations sur l'acte de naissance (ni Jours, ni mois et ni années) de  IBRAHIMA NDIAYE  manquent, s'il vous plait pouvez-vous fournir d'effort pour avoir ces informations.</w:t>
-            </w:r>
-          </w:p>
-        </w:tc>
-      </w:tr>
-      <w:tr>
-        <w:tc>
-          <w:tcPr>
-            <w:tcW w:type="dxa" w:w="964"/>
-          </w:tcPr>
-          <w:p>
-            <w:r>
-              <w:rPr>
-                <w:b/>
-                <w:i w:val="0"/>
-                <w:color w:val="EA580C"/>
-                <w:sz w:val="16"/>
-              </w:rPr>
-              <w:t>Moyenne</w:t>
-            </w:r>
-          </w:p>
-        </w:tc>
-        <w:tc>
-          <w:tcPr>
-            <w:tcW w:type="dxa" w:w="1247"/>
-          </w:tcPr>
-          <w:p>
-            <w:r>
-              <w:rPr>
-                <w:b/>
-                <w:i w:val="0"/>
-                <w:sz w:val="16"/>
-              </w:rPr>
-              <w:t>S01</w:t>
-              <w:br/>
-            </w:r>
-            <w:r>
-              <w:rPr>
-                <w:b w:val="0"/>
-                <w:i w:val="0"/>
-                <w:color w:val="64748B"/>
-                <w:sz w:val="14"/>
-              </w:rPr>
-              <w:t>Démographie</w:t>
-            </w:r>
-          </w:p>
-        </w:tc>
-        <w:tc>
-          <w:tcPr>
-            <w:tcW w:type="dxa" w:w="1531"/>
-          </w:tcPr>
-          <w:p>
-            <w:r>
-              <w:rPr>
-                <w:b/>
-                <w:i w:val="0"/>
-                <w:color w:val="16A34A"/>
-                <w:sz w:val="16"/>
-              </w:rPr>
               <w:t>—</w:t>
             </w:r>
           </w:p>
@@ -1804,96 +1624,6 @@
                 <w:color w:val="16A34A"/>
                 <w:sz w:val="16"/>
               </w:rPr>
-              <w:t>s00q27, s01q03a, s01q03b, s01q03c, s01q00b</w:t>
-            </w:r>
-          </w:p>
-        </w:tc>
-        <w:tc>
-          <w:tcPr>
-            <w:tcW w:type="dxa" w:w="1191"/>
-          </w:tcPr>
-          <w:p>
-            <w:r>
-              <w:rPr>
-                <w:b w:val="0"/>
-                <w:i w:val="0"/>
-                <w:color w:val="64748B"/>
-                <w:sz w:val="16"/>
-              </w:rPr>
-              <w:t>GT-CQ</w:t>
-            </w:r>
-          </w:p>
-        </w:tc>
-        <w:tc>
-          <w:tcPr>
-            <w:tcW w:type="dxa" w:w="4706"/>
-          </w:tcPr>
-          <w:p>
-            <w:r>
-              <w:rPr>
-                <w:b w:val="0"/>
-                <w:i w:val="0"/>
-                <w:sz w:val="17"/>
-              </w:rPr>
-              <w:t>Les informations sur l'acte de naissance (ni Jours, ni mois et ni années) de  MOR NDIAYE  manquent, s'il vous plait pouvez-vous fournir d'effort pour avoir ces informations.</w:t>
-            </w:r>
-          </w:p>
-        </w:tc>
-      </w:tr>
-      <w:tr>
-        <w:tc>
-          <w:tcPr>
-            <w:tcW w:type="dxa" w:w="964"/>
-          </w:tcPr>
-          <w:p>
-            <w:r>
-              <w:rPr>
-                <w:b/>
-                <w:i w:val="0"/>
-                <w:color w:val="EA580C"/>
-                <w:sz w:val="16"/>
-              </w:rPr>
-              <w:t>Moyenne</w:t>
-            </w:r>
-          </w:p>
-        </w:tc>
-        <w:tc>
-          <w:tcPr>
-            <w:tcW w:type="dxa" w:w="1247"/>
-          </w:tcPr>
-          <w:p>
-            <w:r>
-              <w:rPr>
-                <w:b/>
-                <w:i w:val="0"/>
-                <w:sz w:val="16"/>
-              </w:rPr>
-              <w:t>S01</w:t>
-              <w:br/>
-            </w:r>
-            <w:r>
-              <w:rPr>
-                <w:b w:val="0"/>
-                <w:i w:val="0"/>
-                <w:color w:val="64748B"/>
-                <w:sz w:val="14"/>
-              </w:rPr>
-              <w:t>Démographie</w:t>
-            </w:r>
-          </w:p>
-        </w:tc>
-        <w:tc>
-          <w:tcPr>
-            <w:tcW w:type="dxa" w:w="1531"/>
-          </w:tcPr>
-          <w:p>
-            <w:r>
-              <w:rPr>
-                <w:b/>
-                <w:i w:val="0"/>
-                <w:color w:val="16A34A"/>
-                <w:sz w:val="16"/>
-              </w:rPr>
               <w:t>—</w:t>
             </w:r>
           </w:p>
@@ -1926,96 +1656,6 @@
                 <w:sz w:val="17"/>
               </w:rPr>
               <w:t>Prière de verifier l'information donnée par MOR NDIAYE ou corriger au niveau de la section 1.</w:t>
-            </w:r>
-          </w:p>
-        </w:tc>
-      </w:tr>
-      <w:tr>
-        <w:tc>
-          <w:tcPr>
-            <w:tcW w:type="dxa" w:w="964"/>
-          </w:tcPr>
-          <w:p>
-            <w:r>
-              <w:rPr>
-                <w:b/>
-                <w:i w:val="0"/>
-                <w:color w:val="EA580C"/>
-                <w:sz w:val="16"/>
-              </w:rPr>
-              <w:t>Moyenne</w:t>
-            </w:r>
-          </w:p>
-        </w:tc>
-        <w:tc>
-          <w:tcPr>
-            <w:tcW w:type="dxa" w:w="1247"/>
-          </w:tcPr>
-          <w:p>
-            <w:r>
-              <w:rPr>
-                <w:b/>
-                <w:i w:val="0"/>
-                <w:sz w:val="16"/>
-              </w:rPr>
-              <w:t>S01</w:t>
-              <w:br/>
-            </w:r>
-            <w:r>
-              <w:rPr>
-                <w:b w:val="0"/>
-                <w:i w:val="0"/>
-                <w:color w:val="64748B"/>
-                <w:sz w:val="14"/>
-              </w:rPr>
-              <w:t>Démographie</w:t>
-            </w:r>
-          </w:p>
-        </w:tc>
-        <w:tc>
-          <w:tcPr>
-            <w:tcW w:type="dxa" w:w="1531"/>
-          </w:tcPr>
-          <w:p>
-            <w:r>
-              <w:rPr>
-                <w:b/>
-                <w:i w:val="0"/>
-                <w:color w:val="16A34A"/>
-                <w:sz w:val="16"/>
-              </w:rPr>
-              <w:t>s00q27, s01q03a, s01q03b, s01q03c, s01q00b</w:t>
-            </w:r>
-          </w:p>
-        </w:tc>
-        <w:tc>
-          <w:tcPr>
-            <w:tcW w:type="dxa" w:w="1191"/>
-          </w:tcPr>
-          <w:p>
-            <w:r>
-              <w:rPr>
-                <w:b w:val="0"/>
-                <w:i w:val="0"/>
-                <w:color w:val="64748B"/>
-                <w:sz w:val="16"/>
-              </w:rPr>
-              <w:t>GT-CQ</w:t>
-            </w:r>
-          </w:p>
-        </w:tc>
-        <w:tc>
-          <w:tcPr>
-            <w:tcW w:type="dxa" w:w="4706"/>
-          </w:tcPr>
-          <w:p>
-            <w:r>
-              <w:rPr>
-                <w:b w:val="0"/>
-                <w:i w:val="0"/>
-                <w:sz w:val="17"/>
-              </w:rPr>
-              <w:t>Les informations sur l'acte de naissance (ni Jours, ni mois et ni années) de  NDEYE NDIAYE  manquent, s'il vous plait pouvez-vous fournir d'effort pour avoir ces informations.</w:t>
             </w:r>
           </w:p>
         </w:tc>
@@ -3784,6 +3424,96 @@
                 <w:color w:val="16A34A"/>
                 <w:sz w:val="16"/>
               </w:rPr>
+              <w:t>s00q04, s01q41a, s01q00b</w:t>
+            </w:r>
+          </w:p>
+        </w:tc>
+        <w:tc>
+          <w:tcPr>
+            <w:tcW w:type="dxa" w:w="1191"/>
+          </w:tcPr>
+          <w:p>
+            <w:r>
+              <w:rPr>
+                <w:b w:val="0"/>
+                <w:i w:val="0"/>
+                <w:color w:val="64748B"/>
+                <w:sz w:val="16"/>
+              </w:rPr>
+              <w:t>GT-CQ</w:t>
+            </w:r>
+          </w:p>
+        </w:tc>
+        <w:tc>
+          <w:tcPr>
+            <w:tcW w:type="dxa" w:w="4706"/>
+          </w:tcPr>
+          <w:p>
+            <w:r>
+              <w:rPr>
+                <w:b w:val="0"/>
+                <w:i w:val="0"/>
+                <w:sz w:val="17"/>
+              </w:rPr>
+              <w:t>Avertissement!!! ADAMA NDIAYE a 55 ans et vit en milieu urbain dit n'avoir pas dépensé (0 Fcfa) ou reçu en cadeau pour les recharges internet ou de forfaits de données mobiles(hors appels vocaux) aucours des 30 derniers jours, prière de confirmer cette information auprès de l'enquêté ou confirmer avec le QG.</w:t>
+            </w:r>
+          </w:p>
+        </w:tc>
+      </w:tr>
+      <w:tr>
+        <w:tc>
+          <w:tcPr>
+            <w:tcW w:type="dxa" w:w="964"/>
+          </w:tcPr>
+          <w:p>
+            <w:r>
+              <w:rPr>
+                <w:b/>
+                <w:i w:val="0"/>
+                <w:color w:val="CA8A04"/>
+                <w:sz w:val="16"/>
+              </w:rPr>
+              <w:t>Faible</w:t>
+            </w:r>
+          </w:p>
+        </w:tc>
+        <w:tc>
+          <w:tcPr>
+            <w:tcW w:type="dxa" w:w="1247"/>
+          </w:tcPr>
+          <w:p>
+            <w:r>
+              <w:rPr>
+                <w:b/>
+                <w:i w:val="0"/>
+                <w:sz w:val="16"/>
+              </w:rPr>
+              <w:t>S01</w:t>
+              <w:br/>
+            </w:r>
+            <w:r>
+              <w:rPr>
+                <w:b w:val="0"/>
+                <w:i w:val="0"/>
+                <w:color w:val="64748B"/>
+                <w:sz w:val="14"/>
+              </w:rPr>
+              <w:t>Démographie</w:t>
+            </w:r>
+          </w:p>
+        </w:tc>
+        <w:tc>
+          <w:tcPr>
+            <w:tcW w:type="dxa" w:w="1531"/>
+          </w:tcPr>
+          <w:p>
+            <w:r>
+              <w:rPr>
+                <w:b/>
+                <w:i w:val="0"/>
+                <w:color w:val="16A34A"/>
+                <w:sz w:val="16"/>
+              </w:rPr>
               <w:t>s00q04, s01q41, s01q00b</w:t>
             </w:r>
           </w:p>
@@ -3906,96 +3636,6 @@
                 <w:sz w:val="17"/>
               </w:rPr>
               <w:t>Avertissement!!! FALLOU NDIAYE a 72 ans et vit en milieu urbain dit n'avoir pas dépensé (0 Fcfa) ou reçu en cadeau pour les recharges internet ou de forfaits de données mobiles(hors appels vocaux) aucours des 30 derniers jours, prière de confirmer cette information auprès de l'enquêté ou confirmer avec le QG.</w:t>
-            </w:r>
-          </w:p>
-        </w:tc>
-      </w:tr>
-      <w:tr>
-        <w:tc>
-          <w:tcPr>
-            <w:tcW w:type="dxa" w:w="964"/>
-          </w:tcPr>
-          <w:p>
-            <w:r>
-              <w:rPr>
-                <w:b/>
-                <w:i w:val="0"/>
-                <w:color w:val="CA8A04"/>
-                <w:sz w:val="16"/>
-              </w:rPr>
-              <w:t>Faible</w:t>
-            </w:r>
-          </w:p>
-        </w:tc>
-        <w:tc>
-          <w:tcPr>
-            <w:tcW w:type="dxa" w:w="1247"/>
-          </w:tcPr>
-          <w:p>
-            <w:r>
-              <w:rPr>
-                <w:b/>
-                <w:i w:val="0"/>
-                <w:sz w:val="16"/>
-              </w:rPr>
-              <w:t>S01</w:t>
-              <w:br/>
-            </w:r>
-            <w:r>
-              <w:rPr>
-                <w:b w:val="0"/>
-                <w:i w:val="0"/>
-                <w:color w:val="64748B"/>
-                <w:sz w:val="14"/>
-              </w:rPr>
-              <w:t>Démographie</w:t>
-            </w:r>
-          </w:p>
-        </w:tc>
-        <w:tc>
-          <w:tcPr>
-            <w:tcW w:type="dxa" w:w="1531"/>
-          </w:tcPr>
-          <w:p>
-            <w:r>
-              <w:rPr>
-                <w:b/>
-                <w:i w:val="0"/>
-                <w:color w:val="16A34A"/>
-                <w:sz w:val="16"/>
-              </w:rPr>
-              <w:t>s00q04, s01q41a, s01q00b</w:t>
-            </w:r>
-          </w:p>
-        </w:tc>
-        <w:tc>
-          <w:tcPr>
-            <w:tcW w:type="dxa" w:w="1191"/>
-          </w:tcPr>
-          <w:p>
-            <w:r>
-              <w:rPr>
-                <w:b w:val="0"/>
-                <w:i w:val="0"/>
-                <w:color w:val="64748B"/>
-                <w:sz w:val="16"/>
-              </w:rPr>
-              <w:t>GT-CQ</w:t>
-            </w:r>
-          </w:p>
-        </w:tc>
-        <w:tc>
-          <w:tcPr>
-            <w:tcW w:type="dxa" w:w="4706"/>
-          </w:tcPr>
-          <w:p>
-            <w:r>
-              <w:rPr>
-                <w:b w:val="0"/>
-                <w:i w:val="0"/>
-                <w:sz w:val="17"/>
-              </w:rPr>
-              <w:t>Avertissement!!! ADAMA NDIAYE a 55 ans et vit en milieu urbain dit n'avoir pas dépensé (0 Fcfa) ou reçu en cadeau pour les recharges internet ou de forfaits de données mobiles(hors appels vocaux) aucours des 30 derniers jours, prière de confirmer cette information auprès de l'enquêté ou confirmer avec le QG.</w:t>
             </w:r>
           </w:p>
         </w:tc>
